--- a/docs/Abstract and Intro.docx
+++ b/docs/Abstract and Intro.docx
@@ -18,6 +18,30 @@
           <w:sz w:val="24"/>
           <w:szCs w:val="24"/>
         </w:rPr>
+        <w:t>S</w:t>
+      </w:r>
+      <w:r>
+        <w:rPr>
+          <w:rFonts w:ascii="Times New Roman" w:hAnsi="Times New Roman" w:cs="Times New Roman"/>
+          <w:sz w:val="24"/>
+          <w:szCs w:val="24"/>
+        </w:rPr>
+        <w:t>tudent Information:</w:t>
+      </w:r>
+      <w:r>
+        <w:rPr>
+          <w:rFonts w:ascii="Times New Roman" w:hAnsi="Times New Roman" w:cs="Times New Roman"/>
+          <w:sz w:val="24"/>
+          <w:szCs w:val="24"/>
+        </w:rPr>
+        <w:tab/>
+      </w:r>
+      <w:r>
+        <w:rPr>
+          <w:rFonts w:ascii="Times New Roman" w:hAnsi="Times New Roman" w:cs="Times New Roman" w:hint="eastAsia"/>
+          <w:sz w:val="24"/>
+          <w:szCs w:val="24"/>
+        </w:rPr>
         <w:t>阮冠威</w:t>
       </w:r>
       <w:r>
@@ -34,12 +58,24 @@
           <w:sz w:val="24"/>
           <w:szCs w:val="24"/>
         </w:rPr>
-        <w:t>– 615461004</w:t>
+        <w:t>-</w:t>
+      </w:r>
+      <w:r>
+        <w:rPr>
+          <w:rFonts w:ascii="Times New Roman" w:hAnsi="Times New Roman" w:cs="Times New Roman"/>
+          <w:sz w:val="24"/>
+          <w:szCs w:val="24"/>
+        </w:rPr>
+        <w:t xml:space="preserve"> 615461004</w:t>
       </w:r>
     </w:p>
     <w:p>
       <w:pPr>
+        <w:tabs>
+          <w:tab w:val="left" w:pos="1080"/>
+        </w:tabs>
         <w:spacing w:after="120" w:line="360" w:lineRule="auto"/>
+        <w:ind w:left="2160"/>
         <w:jc w:val="both"/>
         <w:rPr>
           <w:rFonts w:ascii="Times New Roman" w:hAnsi="Times New Roman" w:cs="Times New Roman"/>
@@ -47,6 +83,30 @@
           <w:szCs w:val="24"/>
         </w:rPr>
       </w:pPr>
+      <w:r>
+        <w:rPr>
+          <w:rFonts w:ascii="Times New Roman" w:hAnsi="Times New Roman" w:cs="Times New Roman"/>
+          <w:sz w:val="24"/>
+          <w:szCs w:val="24"/>
+        </w:rPr>
+        <w:t>彭安瑞</w:t>
+      </w:r>
+      <w:r>
+        <w:rPr>
+          <w:rFonts w:ascii="Times New Roman" w:hAnsi="Times New Roman" w:cs="Times New Roman"/>
+          <w:sz w:val="24"/>
+          <w:szCs w:val="24"/>
+        </w:rPr>
+        <w:t xml:space="preserve"> - </w:t>
+      </w:r>
+      <w:r>
+        <w:rPr>
+          <w:rFonts w:ascii="Times New Roman" w:hAnsi="Times New Roman" w:cs="Times New Roman"/>
+          <w:sz w:val="24"/>
+          <w:szCs w:val="24"/>
+        </w:rPr>
+        <w:t>614461008</w:t>
+      </w:r>
     </w:p>
     <w:p>
       <w:pPr>
@@ -90,6 +150,8 @@
         </w:rPr>
         <w:t>Abstract</w:t>
       </w:r>
+      <w:bookmarkStart w:id="0" w:name="_GoBack"/>
+      <w:bookmarkEnd w:id="0"/>
     </w:p>
     <w:p>
       <w:pPr>
@@ -118,8 +180,6 @@
         </w:rPr>
         <w:t xml:space="preserve">, </w:t>
       </w:r>
-      <w:bookmarkStart w:id="0" w:name="_GoBack"/>
-      <w:bookmarkEnd w:id="0"/>
       <w:r>
         <w:rPr>
           <w:rFonts w:ascii="Times New Roman" w:hAnsi="Times New Roman" w:cs="Times New Roman"/>
@@ -133,7 +193,6 @@
           <w:rFonts w:ascii="Times New Roman" w:hAnsi="Times New Roman" w:cs="Times New Roman"/>
           <w:sz w:val="24"/>
           <w:szCs w:val="26"/>
-          <w:highlight w:val="yellow"/>
         </w:rPr>
         <w:t>across 10,000 control-loop cycles</w:t>
       </w:r>
@@ -484,24 +543,23 @@
           <w:sz w:val="24"/>
           <w:szCs w:val="26"/>
         </w:rPr>
-        <w:t xml:space="preserve">, which has two processors on one board. Linux (Cortex-A53) handles analytics; Zephyr RTOS (Cortex-M33) handles </w:t>
-      </w:r>
-      <w:r>
-        <w:rPr>
-          <w:rFonts w:ascii="Times New Roman" w:hAnsi="Times New Roman" w:cs="Times New Roman"/>
-          <w:sz w:val="24"/>
-          <w:szCs w:val="26"/>
-          <w:highlight w:val="yellow"/>
-        </w:rPr>
-        <w:t>the 10 ms motor-control loop</w:t>
-      </w:r>
-      <w:r>
-        <w:rPr>
-          <w:rFonts w:ascii="Times New Roman" w:hAnsi="Times New Roman" w:cs="Times New Roman"/>
-          <w:sz w:val="24"/>
-          <w:szCs w:val="26"/>
-        </w:rPr>
-        <w:t xml:space="preserve">. They </w:t>
+        <w:t xml:space="preserve">, which has two </w:t>
+      </w:r>
+      <w:r>
+        <w:rPr>
+          <w:rFonts w:ascii="Times New Roman" w:hAnsi="Times New Roman" w:cs="Times New Roman"/>
+          <w:sz w:val="24"/>
+          <w:szCs w:val="26"/>
+        </w:rPr>
+        <w:t>processors on one board. Linux (Cortex-A53) handles analytics; Zephyr RTOS (Cortex-M33) handles the 10 ms motor-control loop.</w:t>
+      </w:r>
+      <w:r>
+        <w:rPr>
+          <w:rFonts w:ascii="Times New Roman" w:hAnsi="Times New Roman" w:cs="Times New Roman"/>
+          <w:sz w:val="24"/>
+          <w:szCs w:val="26"/>
+        </w:rPr>
+        <w:t xml:space="preserve"> They </w:t>
       </w:r>
       <w:r>
         <w:rPr>
@@ -1034,15 +1092,22 @@
           <w:sz w:val="24"/>
           <w:szCs w:val="26"/>
         </w:rPr>
-        <w:t xml:space="preserve">Each runs </w:t>
-      </w:r>
-      <w:r>
-        <w:rPr>
-          <w:rFonts w:ascii="Times New Roman" w:hAnsi="Times New Roman" w:cs="Times New Roman"/>
-          <w:bCs/>
-          <w:sz w:val="24"/>
-          <w:szCs w:val="26"/>
-          <w:highlight w:val="yellow"/>
+        <w:t xml:space="preserve">Each </w:t>
+      </w:r>
+      <w:r>
+        <w:rPr>
+          <w:rFonts w:ascii="Times New Roman" w:hAnsi="Times New Roman" w:cs="Times New Roman"/>
+          <w:sz w:val="24"/>
+          <w:szCs w:val="26"/>
+        </w:rPr>
+        <w:t xml:space="preserve">runs </w:t>
+      </w:r>
+      <w:r>
+        <w:rPr>
+          <w:rFonts w:ascii="Times New Roman" w:hAnsi="Times New Roman" w:cs="Times New Roman"/>
+          <w:bCs/>
+          <w:sz w:val="24"/>
+          <w:szCs w:val="26"/>
         </w:rPr>
         <w:t>10,000 cycles</w:t>
       </w:r>
@@ -1052,23 +1117,15 @@
           <w:sz w:val="24"/>
           <w:szCs w:val="26"/>
         </w:rPr>
-        <w:t xml:space="preserve"> under idle, moderate, and worst-case stress (</w:t>
-      </w:r>
-      <w:r>
-        <w:rPr>
-          <w:rFonts w:ascii="Times New Roman" w:hAnsi="Times New Roman" w:cs="Times New Roman"/>
-          <w:sz w:val="24"/>
-          <w:szCs w:val="26"/>
-        </w:rPr>
-        <w:t>stress-ng</w:t>
-      </w:r>
-      <w:r>
-        <w:rPr>
-          <w:rFonts w:ascii="Times New Roman" w:hAnsi="Times New Roman" w:cs="Times New Roman"/>
-          <w:sz w:val="24"/>
-          <w:szCs w:val="26"/>
-        </w:rPr>
-        <w:t>). We measure deadline miss ratio, worst-case latency, jitter, and kernel telemetry (context switches, page faults).</w:t>
+        <w:t xml:space="preserve"> under idle,</w:t>
+      </w:r>
+      <w:r>
+        <w:rPr>
+          <w:rFonts w:ascii="Times New Roman" w:hAnsi="Times New Roman" w:cs="Times New Roman"/>
+          <w:sz w:val="24"/>
+          <w:szCs w:val="26"/>
+        </w:rPr>
+        <w:t xml:space="preserve"> moderate, and worst-case stress (stress-ng). We measure deadline miss ratio, worst-case latency, jitter, and kernel telemetry (context switches, page faults).</w:t>
       </w:r>
     </w:p>
     <w:p>
@@ -2981,6 +3038,7 @@
   <w:style w:type="character" w:default="1" w:styleId="DefaultParagraphFont">
     <w:name w:val="Default Paragraph Font"/>
     <w:uiPriority w:val="1"/>
+    <w:semiHidden/>
     <w:unhideWhenUsed/>
   </w:style>
   <w:style w:type="table" w:default="1" w:styleId="TableNormal">
@@ -3159,6 +3217,18 @@
     <w:link w:val="Footer"/>
     <w:uiPriority w:val="99"/>
     <w:rsid w:val="005A5284"/>
+  </w:style>
+  <w:style w:type="character" w:styleId="Hyperlink">
+    <w:name w:val="Hyperlink"/>
+    <w:basedOn w:val="DefaultParagraphFont"/>
+    <w:uiPriority w:val="99"/>
+    <w:semiHidden/>
+    <w:unhideWhenUsed/>
+    <w:rsid w:val="001B7BB8"/>
+    <w:rPr>
+      <w:color w:val="0000FF"/>
+      <w:u w:val="single"/>
+    </w:rPr>
   </w:style>
 </w:styles>
 </file>
@@ -3429,7 +3499,7 @@
 </file>
 
 <file path=customXml/itemProps1.xml><?xml version="1.0" encoding="utf-8"?>
-<ds:datastoreItem xmlns:ds="http://schemas.openxmlformats.org/officeDocument/2006/customXml" ds:itemID="{A08E981D-DEBE-4E3E-ADF9-33123BE5769F}">
+<ds:datastoreItem xmlns:ds="http://schemas.openxmlformats.org/officeDocument/2006/customXml" ds:itemID="{290CE647-04FE-4CF4-A95E-D7ED94CB03AF}">
   <ds:schemaRefs>
     <ds:schemaRef ds:uri="http://schemas.openxmlformats.org/officeDocument/2006/bibliography"/>
   </ds:schemaRefs>
